--- a/03_Outputs/avatar_scripts_final/en/Module 3/3.2.0-en.docx
+++ b/03_Outputs/avatar_scripts_final/en/Module 3/3.2.0-en.docx
@@ -3,12 +3,26 @@
 <w:document xmlns:wpc="http://schemas.microsoft.com/office/word/2010/wordprocessingCanvas" xmlns:mo="http://schemas.microsoft.com/office/mac/office/2008/main" xmlns:mc="http://schemas.openxmlformats.org/markup-compatibility/2006" xmlns:mv="urn:schemas-microsoft-com:mac:vml" xmlns:o="urn:schemas-microsoft-com:office:office" xmlns:r="http://schemas.openxmlformats.org/officeDocument/2006/relationships" xmlns:m="http://schemas.openxmlformats.org/officeDocument/2006/math" xmlns:v="urn:schemas-microsoft-com:vml" xmlns:wp14="http://schemas.microsoft.com/office/word/2010/wordprocessingDrawing" xmlns:wp="http://schemas.openxmlformats.org/drawingml/2006/wordprocessingDrawing" xmlns:w10="urn:schemas-microsoft-com:office:word" xmlns:w="http://schemas.openxmlformats.org/wordprocessingml/2006/main" xmlns:w14="http://schemas.microsoft.com/office/word/2010/wordml" xmlns:wpg="http://schemas.microsoft.com/office/word/2010/wordprocessingGroup" xmlns:wpi="http://schemas.microsoft.com/office/word/2010/wordprocessingInk" xmlns:wne="http://schemas.microsoft.com/office/word/2006/wordml" xmlns:wps="http://schemas.microsoft.com/office/word/2010/wordprocessingShape" mc:Ignorable="w14 wp14">
   <w:body>
     <w:p>
+      <w:pPr>
+        <w:spacing w:before="240" w:beforeAutospacing="off" w:after="240" w:afterAutospacing="off"/>
+      </w:pPr>
       <w:r>
-        <w:rPr/>
-        <w:t>Welcome to Chapter Two: Ensuring a Just Transition for Workers and Affected Communities.</w:t>
+        <w:rPr>
+          <w:rFonts w:ascii="Cambria" w:hAnsi="Cambria" w:eastAsia="Cambria" w:cs="Cambria"/>
+          <w:b w:val="1"/>
+          <w:bCs w:val="1"/>
+          <w:noProof w:val="0"/>
+          <w:sz w:val="22"/>
+          <w:szCs w:val="22"/>
+          <w:lang w:val="en-US"/>
+        </w:rPr>
+        <w:t>Welcome to Chapter Two: Ensuring a Just Transition for Workers and Communities.</w:t>
       </w:r>
     </w:p>
     <w:p>
+      <w:pPr>
+        <w:spacing w:before="240" w:beforeAutospacing="off" w:after="240" w:afterAutospacing="off"/>
+      </w:pPr>
       <w:r>
         <w:rPr>
           <w:rFonts w:ascii="Cambria" w:hAnsi="Cambria" w:eastAsia="Cambria" w:cs="Cambria"/>
@@ -17,7 +31,74 @@
           <w:szCs w:val="22"/>
           <w:lang w:val="en-US"/>
         </w:rPr>
-        <w:t xml:space="preserve">The transition to renewable energy extends far beyond infrastructure. It touches on rights, livelihoods, and community well-being. </w:t>
+        <w:t>The energy transition is about more than infrastructure—it affects rights, livelihoods, and social well-being. Research has documented recurring challenges, including contested land use, community displacement, and labor violations in mineral supply chains. Addressing these requires legal safeguards, effective enforcement, and the active participation of those most affected.</w:t>
+      </w:r>
+    </w:p>
+    <w:p>
+      <w:pPr>
+        <w:spacing w:before="240" w:beforeAutospacing="off" w:after="240" w:afterAutospacing="off"/>
+      </w:pPr>
+      <w:r>
+        <w:rPr>
+          <w:rFonts w:ascii="Cambria" w:hAnsi="Cambria" w:eastAsia="Cambria" w:cs="Cambria"/>
+          <w:noProof w:val="0"/>
+          <w:sz w:val="22"/>
+          <w:szCs w:val="22"/>
+          <w:lang w:val="en-US"/>
+        </w:rPr>
+        <w:t>Participation underpins legitimacy. Free, Prior, and Informed Consent ensures Indigenous peoples and local communities can shape projects from the outset. In Colombia, the Wayúu people engage through intercultural platforms that respect traditional governance and integrate gender perspectives—reducing conflict and enabling renewable projects to proceed on shared terms.</w:t>
+      </w:r>
+    </w:p>
+    <w:p>
+      <w:pPr>
+        <w:spacing w:before="240" w:beforeAutospacing="off" w:after="240" w:afterAutospacing="off"/>
+      </w:pPr>
+      <w:r>
+        <w:rPr>
+          <w:rFonts w:ascii="Cambria" w:hAnsi="Cambria" w:eastAsia="Cambria" w:cs="Cambria"/>
+          <w:noProof w:val="0"/>
+          <w:sz w:val="22"/>
+          <w:szCs w:val="22"/>
+          <w:lang w:val="en-US"/>
+        </w:rPr>
+        <w:t>International frameworks also matter. The 2018 Escazú Agreement, the first regional treaty in Latin America and the Caribbean, establishes binding commitments on access to information, public participation, and protection of environmental defenders. It links environmental management with civil and political rights, offering a model for balancing climate goals with equity.</w:t>
+      </w:r>
+    </w:p>
+    <w:p>
+      <w:pPr>
+        <w:spacing w:before="240" w:beforeAutospacing="off" w:after="240" w:afterAutospacing="off"/>
+      </w:pPr>
+      <w:r>
+        <w:rPr>
+          <w:rFonts w:ascii="Cambria" w:hAnsi="Cambria" w:eastAsia="Cambria" w:cs="Cambria"/>
+          <w:noProof w:val="0"/>
+          <w:sz w:val="22"/>
+          <w:szCs w:val="22"/>
+          <w:lang w:val="en-US"/>
+        </w:rPr>
+        <w:t>Employment is another cornerstone. IRENA projects renewable energy could support over 30 million jobs by 2030, yet most growth is concentrated in advanced economies, leaving fossil-fuel regions behind. Policies for retraining, entrepreneurship, and targeted investment are needed to close this gap.</w:t>
+      </w:r>
+    </w:p>
+    <w:p>
+      <w:pPr>
+        <w:spacing w:before="240" w:beforeAutospacing="off" w:after="240" w:afterAutospacing="off"/>
+        <w:rPr>
+          <w:rFonts w:ascii="Cambria" w:hAnsi="Cambria" w:eastAsia="Cambria" w:cs="Cambria"/>
+          <w:noProof w:val="0"/>
+          <w:sz w:val="22"/>
+          <w:szCs w:val="22"/>
+          <w:lang w:val="en-US"/>
+        </w:rPr>
+      </w:pPr>
+      <w:r>
+        <w:rPr>
+          <w:rFonts w:ascii="Cambria" w:hAnsi="Cambria" w:eastAsia="Cambria" w:cs="Cambria"/>
+          <w:noProof w:val="0"/>
+          <w:sz w:val="22"/>
+          <w:szCs w:val="22"/>
+          <w:lang w:val="en-US"/>
+        </w:rPr>
+        <w:t xml:space="preserve">Gender equality </w:t>
       </w:r>
       <w:r>
         <w:rPr>
@@ -27,7 +108,7 @@
           <w:szCs w:val="22"/>
           <w:lang w:val="en-US"/>
         </w:rPr>
-        <w:t>Over the past decades, extensive documentation by international organizations and research institutions has revealed persistent and systemic challenges linked to renewable energy projects.</w:t>
+        <w:t>remains</w:t>
       </w:r>
       <w:r>
         <w:rPr>
@@ -37,82 +118,70 @@
           <w:szCs w:val="22"/>
           <w:lang w:val="en-US"/>
         </w:rPr>
-        <w:t xml:space="preserve"> These include contested land acquisition, the displacement of communities, and labor rights violations in mineral supply chains that supply critical resources such as lithium and cobalt. </w:t>
+        <w:t xml:space="preserve"> critical. </w:t>
       </w:r>
       <w:r>
-        <w:rPr/>
-        <w:t>Addressing these challenges requires clear legal safeguards, enforcement mechanisms, and strong participation of the groups directly affected</w:t>
+        <w:rPr>
+          <w:rFonts w:ascii="Cambria" w:hAnsi="Cambria" w:eastAsia="Cambria" w:cs="Cambria"/>
+          <w:noProof w:val="0"/>
+          <w:sz w:val="22"/>
+          <w:szCs w:val="22"/>
+          <w:lang w:val="en-US"/>
+        </w:rPr>
+        <w:t>As of 2024 w</w:t>
+      </w:r>
+      <w:r>
+        <w:rPr>
+          <w:rFonts w:ascii="Cambria" w:hAnsi="Cambria" w:eastAsia="Cambria" w:cs="Cambria"/>
+          <w:noProof w:val="0"/>
+          <w:sz w:val="22"/>
+          <w:szCs w:val="22"/>
+          <w:lang w:val="en-US"/>
+        </w:rPr>
+        <w:t>omen make up less than a third of the renewable workforce and are underrepresented in leadership. Measures such as scholarships, mentorships, and care-sensitive workplace policies improve participation and strengthen organizational performance.</w:t>
+      </w:r>
+    </w:p>
+    <w:p>
+      <w:pPr>
+        <w:spacing w:before="240" w:beforeAutospacing="off" w:after="240" w:afterAutospacing="off"/>
+      </w:pPr>
+      <w:r>
+        <w:rPr>
+          <w:rFonts w:ascii="Cambria" w:hAnsi="Cambria" w:eastAsia="Cambria" w:cs="Cambria"/>
+          <w:noProof w:val="0"/>
+          <w:sz w:val="22"/>
+          <w:szCs w:val="22"/>
+          <w:lang w:val="en-US"/>
+        </w:rPr>
+        <w:t>Finally, social protection ensures vulnerable households are not left behind. Subsidies and cash transfers, designed with community input and accurate data, can prevent energy poverty and maintain stability during the transition.</w:t>
+      </w:r>
+    </w:p>
+    <w:p>
+      <w:pPr>
+        <w:spacing w:before="240" w:beforeAutospacing="off" w:after="240" w:afterAutospacing="off"/>
+      </w:pPr>
+      <w:r>
+        <w:rPr>
+          <w:rFonts w:ascii="Cambria" w:hAnsi="Cambria" w:eastAsia="Cambria" w:cs="Cambria"/>
+          <w:noProof w:val="0"/>
+          <w:sz w:val="22"/>
+          <w:szCs w:val="22"/>
+          <w:lang w:val="en-US"/>
+        </w:rPr>
+        <w:t>This chapter explores these dimensions and highlights practical approaches to protect rights, expand opportunities, and share the benefits of clean energy fairly.</w:t>
       </w:r>
     </w:p>
     <w:p>
       <w:pPr>
         <w:pStyle w:val="Normal"/>
+        <w:rPr>
+          <w:rFonts w:ascii="Cambria" w:hAnsi="Cambria" w:eastAsia="Cambria" w:cs="Cambria"/>
+          <w:noProof w:val="0"/>
+          <w:sz w:val="22"/>
+          <w:szCs w:val="22"/>
+          <w:lang w:val="en-US"/>
+        </w:rPr>
       </w:pPr>
-      <w:r>
-        <w:rPr/>
-        <w:t xml:space="preserve">Participation is essential to legitimacy. Free, Prior, and Informed Consent has become </w:t>
-      </w:r>
-      <w:r>
-        <w:rPr/>
-        <w:t>an important tool</w:t>
-      </w:r>
-      <w:r>
-        <w:rPr/>
-        <w:t xml:space="preserve"> for ensuring that Indigenous peoples and local communities can influence energy projects from the start. In Colombia, for instance, the </w:t>
-      </w:r>
-      <w:r>
-        <w:rPr/>
-        <w:t>Wayúu</w:t>
-      </w:r>
-      <w:r>
-        <w:rPr/>
-        <w:t xml:space="preserve"> people are working through intercultural platforms that recognize traditional governance systems and integrate gender perspectives into project design. This type of collaboration has reduced conflict and allowed renewable initiatives to move forward on terms defined jointly with communities.</w:t>
-      </w:r>
-    </w:p>
-    <w:p>
-      <w:pPr>
-        <w:pStyle w:val="Normal"/>
-      </w:pPr>
-      <w:r>
-        <w:rPr/>
-        <w:t>International agreements also shape standards for fairness. The Escazú Agreement of two thousand eighteen is the first regional treaty in Latin America and the Caribbean to establish legally binding commitments on access to information, public participation, and protection of environmental defenders. By linking environmental management with civil and political rights, it creates a framework that can guide national governments in balancing climate goals with social equity.</w:t>
-      </w:r>
-    </w:p>
-    <w:p>
-      <w:pPr>
-        <w:pStyle w:val="Normal"/>
-      </w:pPr>
-      <w:r>
-        <w:rPr/>
-        <w:t>Employment is another central dimension. Projections by the International Renewable Energy Agency estimate that the global renewable sector could support more than thirty million jobs by two thousand thirty. Yet job creation has been uneven. Many positions are concentrated in advanced economies or urban centers, leaving coal and oil regions without clear alternatives. Addressing this imbalance requires policies that fund retraining, support local entrepreneurship, and encourage investment in regions that are economically dependent on fossil fuels.</w:t>
-      </w:r>
-    </w:p>
-    <w:p>
-      <w:pPr>
-        <w:pStyle w:val="Normal"/>
-      </w:pPr>
-      <w:r>
-        <w:rPr/>
-        <w:t>Gender equality is closely connected to these questions of inclusion. Women currently represent less than one-third of the workforce in the renewable energy sector and are significantly underrepresented in leadership roles. Studies show that targeted measures—such as scholarships for technical education, mentorship networks, and workplace policies that account for care responsibilities—improve women’s participation and leadership. These measures also strengthen organizational performance and broaden the pool of skills available to the energy transition.</w:t>
-      </w:r>
-    </w:p>
-    <w:p>
-      <w:pPr>
-        <w:pStyle w:val="Normal"/>
-      </w:pPr>
-      <w:r>
-        <w:rPr/>
-        <w:t>Social protection completes the picture. Without safety nets, households already living in poverty are at risk of being further marginalized during periods of rising energy costs or economic restructuring. Well-designed subsidies and cash transfer programs, developed with community input and accurate local data, can prevent energy poverty and maintain social stability during the transition.</w:t>
-      </w:r>
-    </w:p>
-    <w:p>
-      <w:pPr>
-        <w:pStyle w:val="Normal"/>
-      </w:pPr>
-      <w:r>
-        <w:rPr/>
-        <w:t>This chapter examines these social dimensions in detail. By the end, you will be able to identify practical approaches to protect rights, expand opportunities, and share the benefits of clean energy fairly across workers and communities.</w:t>
-      </w:r>
     </w:p>
     <w:sectPr>
       <w:pgSz w:w="12240" w:h="15840" w:orient="portrait"/>
